--- a/QED Course/Lesson 30 Global U(1) Symmetry.docx
+++ b/QED Course/Lesson 30 Global U(1) Symmetry.docx
@@ -58,7 +58,7 @@
     </w:p>
     <w:p>
       <w:pPr>
-        <w:pStyle w:val="Heading1"/>
+        <w:pStyle w:val="Heading2"/>
       </w:pPr>
       <w:r>
         <w:t>How to use this lesson</w:t>
@@ -76,7 +76,7 @@
     </w:p>
     <w:p>
       <w:pPr>
-        <w:pStyle w:val="Heading2"/>
+        <w:pStyle w:val="Heading3"/>
       </w:pPr>
       <w:r>
         <w:t>Learning objectives</w:t>
@@ -148,7 +148,7 @@
     </w:p>
     <w:p>
       <w:pPr>
-        <w:pStyle w:val="Heading2"/>
+        <w:pStyle w:val="Heading3"/>
       </w:pPr>
       <w:r>
         <w:t>Notation and conventions</w:t>
@@ -512,7 +512,7 @@
     </w:tbl>
     <w:p>
       <w:pPr>
-        <w:pStyle w:val="Heading1"/>
+        <w:pStyle w:val="Heading2"/>
       </w:pPr>
       <w:r>
         <w:t>1 The transformation and its current</w:t>
@@ -520,7 +520,7 @@
     </w:p>
     <w:p>
       <w:pPr>
-        <w:pStyle w:val="Heading2"/>
+        <w:pStyle w:val="Heading3"/>
       </w:pPr>
       <w:r>
         <w:t>1.1 The Dirac field</w:t>
@@ -687,7 +687,7 @@
     </w:p>
     <w:p>
       <w:pPr>
-        <w:pStyle w:val="Heading2"/>
+        <w:pStyle w:val="Heading3"/>
       </w:pPr>
       <w:r>
         <w:t>1.2 The charge</w:t>
@@ -788,7 +788,7 @@
     </w:p>
     <w:p>
       <w:pPr>
-        <w:pStyle w:val="Heading2"/>
+        <w:pStyle w:val="Heading3"/>
       </w:pPr>
       <w:r>
         <w:t>1.3 The complex scalar</w:t>
@@ -796,43 +796,7 @@
     </w:p>
     <w:p>
       <w:r>
-        <w:t>For ℒ = ∂_μφ</w:t>
-      </w:r>
-      <w:r>
-        <w:rPr>
-          <w:i/>
-        </w:rPr>
-        <w:t>∂^μφ − m²φ</w:t>
-      </w:r>
-      <w:r>
-        <w:t>φ the same transformation φ → e^(−iqα)φ, φ</w:t>
-      </w:r>
-      <w:r>
-        <w:rPr>
-          <w:i/>
-        </w:rPr>
-        <w:t xml:space="preserve"> → e^(iqα)φ</w:t>
-      </w:r>
-      <w:r>
-        <w:t xml:space="preserve"> has Δφ = −iqφ and Δφ</w:t>
-      </w:r>
-      <w:r>
-        <w:rPr>
-          <w:i/>
-        </w:rPr>
-        <w:t xml:space="preserve"> = iqφ</w:t>
-      </w:r>
-      <w:r>
-        <w:t>. With ∂ℒ/∂(∂_μφ) = ∂^μφ</w:t>
-      </w:r>
-      <w:r>
-        <w:rPr>
-          <w:i/>
-        </w:rPr>
-        <w:t xml:space="preserve"> and ∂ℒ/∂(∂_μφ</w:t>
-      </w:r>
-      <w:r>
-        <w:t>) = ∂^μφ,</w:t>
+        <w:t>For ℒ = ∂_μφ*∂^μφ − m²φ*φ the same transformation φ → e^(−iqα)φ, φ* → e^(iqα)φ* has Δφ = −iqφ and Δφ* = iqφ*. With ∂ℒ/∂(∂_μφ) = ∂^μφ* and ∂ℒ/∂(∂_μφ*) = ∂^μφ,</w:t>
       </w:r>
     </w:p>
     <w:p>
@@ -961,52 +925,26 @@
     </w:p>
     <w:p>
       <w:r>
-        <w:t>which is q times the Klein Gordon current of Lesson 17, Section 3.1, with the sign that was chosen there. Its charge density is ρ = iq(φ</w:t>
-      </w:r>
-      <w:r>
-        <w:rPr>
-          <w:i/>
-        </w:rPr>
-        <w:t>φ̇ − φφ̇</w:t>
-      </w:r>
-      <w:r>
-        <w:t>), and Q = ∫d³x ρ.</w:t>
+        <w:t>which is q times the Klein–Gordon current of Lesson 17, Section 3.1, with the sign that was chosen there. Its charge density is ρ = iq(φ*φ̇ − φφ̇*), and Q = ∫d³x ρ.</w:t>
       </w:r>
     </w:p>
     <w:p>
-      <w:pPr>
-        <w:pStyle w:val="Heading3"/>
-      </w:pPr>
       <w:r>
+        <w:rPr>
+          <w:b/>
+          <w:i/>
+        </w:rPr>
         <w:t>Worked example 1</w:t>
       </w:r>
     </w:p>
     <w:p>
       <w:r>
-        <w:t>Compute the charge density of plane waves. For the positive-frequency wave φ = Ne^(−iEt+ip·x), φ̇ = −iEφ and φ̇</w:t>
-      </w:r>
-      <w:r>
-        <w:rPr>
-          <w:i/>
-        </w:rPr>
-        <w:t xml:space="preserve"> = iEφ</w:t>
-      </w:r>
-      <w:r>
-        <w:t>, so φ</w:t>
-      </w:r>
-      <w:r>
-        <w:rPr>
-          <w:i/>
-        </w:rPr>
-        <w:t>φ̇ − φφ̇</w:t>
-      </w:r>
-      <w:r>
-        <w:t xml:space="preserve"> = −iE|N|² − iE|N|² = −2iE|N|², and ρ = iq(−2iE|N|²) = 2qE|N|², positive for q &gt; 0. For the negative-frequency wave φ = Ne^(+iEt+ip·x), the signs of φ̇ and φ̇* reverse and ρ = −2qE|N|². The two signs are exactly those found in Lesson 17, Worked example 3, and it is no longer a problem: positive-frequency modes carry charge +q and negative-frequency modes carry charge −q. The sign that spoiled the probability interpretation of the Klein Gordon equation is the sign of the charge of an antiparticle.</w:t>
+        <w:t>Compute the charge density of plane waves. For the positive-frequency wave φ = Ne^(−iEt+ip·x), φ̇ = −iEφ and φ̇* = iEφ*, so φ*φ̇ − φφ̇* = −iE|N|² − iE|N|² = −2iE|N|², and ρ = iq(−2iE|N|²) = 2qE|N|², positive for q &gt; 0. For the negative-frequency wave φ = Ne^(+iEt+ip·x), the signs of φ̇ and φ̇* reverse and ρ = −2qE|N|². The two signs are exactly those found in Lesson 17, Worked example 3, and it is no longer a problem: positive-frequency modes carry charge +q and negative-frequency modes carry charge −q. The sign that spoiled the probability interpretation of the Klein–Gordon equation is the sign of the charge of an antiparticle.</w:t>
       </w:r>
     </w:p>
     <w:p>
       <w:pPr>
-        <w:pStyle w:val="Heading1"/>
+        <w:pStyle w:val="Heading2"/>
       </w:pPr>
       <w:r>
         <w:t>2 The charge as generator</w:t>
@@ -1014,7 +952,7 @@
     </w:p>
     <w:p>
       <w:pPr>
-        <w:pStyle w:val="Heading2"/>
+        <w:pStyle w:val="Heading3"/>
       </w:pPr>
       <w:r>
         <w:t>2.1 The commutator with the field</w:t>
@@ -1074,7 +1012,7 @@
     </w:p>
     <w:p>
       <w:pPr>
-        <w:pStyle w:val="Heading2"/>
+        <w:pStyle w:val="Heading3"/>
       </w:pPr>
       <w:r>
         <w:t>2.2 The unitary operator</w:t>
@@ -1166,7 +1104,7 @@
     </w:p>
     <w:p>
       <w:pPr>
-        <w:pStyle w:val="Heading2"/>
+        <w:pStyle w:val="Heading3"/>
       </w:pPr>
       <w:r>
         <w:t>2.3 The selection rule</w:t>
@@ -1305,10 +1243,11 @@
       </w:r>
     </w:p>
     <w:p>
-      <w:pPr>
-        <w:pStyle w:val="Heading3"/>
-      </w:pPr>
       <w:r>
+        <w:rPr>
+          <w:b/>
+          <w:i/>
+        </w:rPr>
         <w:t>Worked example 2</w:t>
       </w:r>
     </w:p>
@@ -1319,7 +1258,7 @@
     </w:p>
     <w:p>
       <w:pPr>
-        <w:pStyle w:val="Heading1"/>
+        <w:pStyle w:val="Heading2"/>
       </w:pPr>
       <w:r>
         <w:t>3 Particles and antiparticles</w:t>
@@ -1327,7 +1266,7 @@
     </w:p>
     <w:p>
       <w:pPr>
-        <w:pStyle w:val="Heading2"/>
+        <w:pStyle w:val="Heading3"/>
       </w:pPr>
       <w:r>
         <w:t>3.1 Charge conjugation</w:t>
@@ -1335,39 +1274,12 @@
     </w:p>
     <w:p>
       <w:r>
-        <w:t>For the complex scalar, charge conjugation exchanges φ and φ</w:t>
-      </w:r>
-      <w:r>
-        <w:rPr>
-          <w:i/>
-        </w:rPr>
-        <w:t>, and the Lagrangian density ∂_μφ</w:t>
-      </w:r>
-      <w:r>
-        <w:t>∂^μφ − m²φ</w:t>
-      </w:r>
-      <w:r>
-        <w:rPr>
-          <w:i/>
-        </w:rPr>
-        <w:t>φ is unchanged by the exchange. The current changes sign: iq(φ</w:t>
-      </w:r>
-      <w:r>
-        <w:t>∂^μφ − φ∂^μφ</w:t>
-      </w:r>
-      <w:r>
-        <w:rPr>
-          <w:i/>
-        </w:rPr>
-        <w:t>) → iq(φ∂^μφ</w:t>
-      </w:r>
-      <w:r>
-        <w:t xml:space="preserve"> − φ*∂^μφ) = −j^μ (Exercise 6). So charge conjugation maps a state of charge Q to one of charge −Q, and the antiparticle of a particle of charge q has charge −q. For the Dirac field the same result holds after quantization, where the anticommuting character of the field operators supplies the sign (Lesson 36). Charge conjugation is a symmetry of QED, as stated in Lesson 22, Section 5.2.</w:t>
+        <w:t>For the complex scalar, charge conjugation exchanges φ and φ*, and the Lagrangian density ∂_μφ*∂^μφ − m²φ*φ is unchanged by the exchange. The current changes sign: iq(φ*∂^μφ − φ∂^μφ*) → iq(φ∂^μφ* − φ*∂^μφ) = −j^μ (Exercise 6). So charge conjugation maps a state of charge Q to one of charge −Q, and the antiparticle of a particle of charge q has charge −q. For the Dirac field the same result holds after quantization, where the anticommuting character of the field operators supplies the sign (Lesson 36). Charge conjugation is a symmetry of QED, as stated in Lesson 22, Section 5.2.</w:t>
       </w:r>
     </w:p>
     <w:p>
       <w:pPr>
-        <w:pStyle w:val="Heading2"/>
+        <w:pStyle w:val="Heading3"/>
       </w:pPr>
       <w:r>
         <w:t>3.2 Pair creation</w:t>
@@ -1380,7 +1292,7 @@
     </w:p>
     <w:p>
       <w:pPr>
-        <w:pStyle w:val="Heading2"/>
+        <w:pStyle w:val="Heading3"/>
       </w:pPr>
       <w:r>
         <w:t>3.3 What the symmetry does not fix</w:t>
@@ -1393,7 +1305,7 @@
     </w:p>
     <w:p>
       <w:pPr>
-        <w:pStyle w:val="Heading1"/>
+        <w:pStyle w:val="Heading2"/>
       </w:pPr>
       <w:r>
         <w:t>4 Several species</w:t>
@@ -1401,7 +1313,7 @@
     </w:p>
     <w:p>
       <w:pPr>
-        <w:pStyle w:val="Heading2"/>
+        <w:pStyle w:val="Heading3"/>
       </w:pPr>
       <w:r>
         <w:t>4.1 One symmetry for each field</w:t>
@@ -1574,7 +1486,7 @@
     </w:p>
     <w:p>
       <w:pPr>
-        <w:pStyle w:val="Heading2"/>
+        <w:pStyle w:val="Heading3"/>
       </w:pPr>
       <w:r>
         <w:t>4.2 Consequences for QED</w:t>
@@ -1586,10 +1498,11 @@
       </w:r>
     </w:p>
     <w:p>
-      <w:pPr>
-        <w:pStyle w:val="Heading3"/>
-      </w:pPr>
       <w:r>
+        <w:rPr>
+          <w:b/>
+          <w:i/>
+        </w:rPr>
         <w:t>Worked example 3</w:t>
       </w:r>
     </w:p>
@@ -1600,7 +1513,7 @@
     </w:p>
     <w:p>
       <w:pPr>
-        <w:pStyle w:val="Heading1"/>
+        <w:pStyle w:val="Heading2"/>
       </w:pPr>
       <w:r>
         <w:t>5 What the global symmetry does not do</w:t>
@@ -1608,7 +1521,7 @@
     </w:p>
     <w:p>
       <w:pPr>
-        <w:pStyle w:val="Heading2"/>
+        <w:pStyle w:val="Heading3"/>
       </w:pPr>
       <w:r>
         <w:t>5.1 No interaction</w:t>
@@ -1621,7 +1534,7 @@
     </w:p>
     <w:p>
       <w:pPr>
-        <w:pStyle w:val="Heading2"/>
+        <w:pStyle w:val="Heading3"/>
       </w:pPr>
       <w:r>
         <w:t>5.2 The local phase</w:t>
@@ -1807,7 +1720,7 @@
     </w:p>
     <w:p>
       <w:pPr>
-        <w:pStyle w:val="Heading2"/>
+        <w:pStyle w:val="Heading3"/>
       </w:pPr>
       <w:r>
         <w:t>5.3 The cure, previewed</w:t>
@@ -1931,7 +1844,7 @@
     </w:p>
     <w:p>
       <w:pPr>
-        <w:pStyle w:val="Heading2"/>
+        <w:pStyle w:val="Heading3"/>
       </w:pPr>
       <w:r>
         <w:t>5.4 Why local is natural</w:t>
@@ -1943,10 +1856,11 @@
       </w:r>
     </w:p>
     <w:p>
-      <w:pPr>
-        <w:pStyle w:val="Heading3"/>
-      </w:pPr>
       <w:r>
+        <w:rPr>
+          <w:b/>
+          <w:i/>
+        </w:rPr>
         <w:t>Worked example 4</w:t>
       </w:r>
     </w:p>
@@ -1957,7 +1871,7 @@
     </w:p>
     <w:p>
       <w:pPr>
-        <w:pStyle w:val="Heading1"/>
+        <w:pStyle w:val="Heading2"/>
       </w:pPr>
       <w:r>
         <w:t>6 What Part IV has established</w:t>
@@ -1965,7 +1879,7 @@
     </w:p>
     <w:p>
       <w:r>
-        <w:t>Lesson 24 introduced the field as a system with infinitely many degrees of freedom and showed that a free field is a set of independent oscillators. Lesson 25 constructed the Lagrangian densities of the scalar, Dirac, and electromagnetic fields from the requirements of Lorentz invariance and locality. Lesson 26 derived their equations of motion, which are the Klein Gordon equation, the Dirac equation, and the Maxwell equations, and solved the sourced scalar field to show how mass sets the range of a force. Lesson 27 proved that continuous symmetries yield conserved currents, Lesson 28 organized the symmetries of relativistic theories, and Lesson 29 computed the conserved currents: energy, momentum, angular momentum, and charge. This lesson has examined the U(1) phase symmetry and shown that its localization forces the electromagnetic interaction.</w:t>
+        <w:t>Lesson 24 introduced the field as a system with infinitely many degrees of freedom and showed that a free field is a set of independent oscillators. Lesson 25 constructed the Lagrangian densities of the scalar, Dirac, and electromagnetic fields from the requirements of Lorentz invariance and locality. Lesson 26 derived their equations of motion, which are the Klein–Gordon equation, the Dirac equation, and the Maxwell equations, and solved the sourced scalar field to show how mass sets the range of a force. Lesson 27 proved that continuous symmetries yield conserved currents, Lesson 28 organized the symmetries of relativistic theories, and Lesson 29 computed the conserved currents: energy, momentum, angular momentum, and charge. This lesson has examined the U(1) phase symmetry and shown that its localization forces the electromagnetic interaction.</w:t>
       </w:r>
     </w:p>
     <w:p>
@@ -1975,7 +1889,7 @@
     </w:p>
     <w:p>
       <w:pPr>
-        <w:pStyle w:val="Heading1"/>
+        <w:pStyle w:val="Heading2"/>
       </w:pPr>
       <w:r>
         <w:t>7 Connections to QED</w:t>
@@ -2418,7 +2332,7 @@
     </w:p>
     <w:p>
       <w:pPr>
-        <w:pStyle w:val="Heading1"/>
+        <w:pStyle w:val="Heading2"/>
       </w:pPr>
       <w:r>
         <w:t>8 Summary</w:t>
@@ -2445,16 +2359,7 @@
         </w:numPr>
       </w:pPr>
       <w:r>
-        <w:t>The Noether current is j^μ = qψ̄γ^μψ for the Dirac field and iq(φ</w:t>
-      </w:r>
-      <w:r>
-        <w:rPr>
-          <w:i/>
-        </w:rPr>
-        <w:t>∂^μφ − φ∂^μφ</w:t>
-      </w:r>
-      <w:r>
-        <w:t>) for the complex scalar; the charge is Q = ∫d³x j⁰.</w:t>
+        <w:t>The Noether current is j^μ = qψ̄γ^μψ for the Dirac field and iq(φ*∂^μφ − φ∂^μφ*) for the complex scalar; the charge is Q = ∫d³x j⁰.</w:t>
       </w:r>
     </w:p>
     <w:p>
@@ -2531,7 +2436,7 @@
     </w:p>
     <w:p>
       <w:pPr>
-        <w:pStyle w:val="Heading1"/>
+        <w:pStyle w:val="Heading2"/>
       </w:pPr>
       <w:r>
         <w:t>Exercises</w:t>
@@ -2665,16 +2570,7 @@
           </w:tcPr>
           <w:p>
             <w:r>
-              <w:t>For the complex scalar with Δφ = −iqφ, derive j^μ = iq(φ</w:t>
-            </w:r>
-            <w:r>
-              <w:rPr>
-                <w:i/>
-              </w:rPr>
-              <w:t>∂^μφ − φ∂^μφ</w:t>
-            </w:r>
-            <w:r>
-              <w:t>) and compute its charge density for a positive-frequency and a negative-frequency plane wave.</w:t>
+              <w:t>For the complex scalar with Δφ = −iqφ, derive j^μ = iq(φ*∂^μφ − φ∂^μφ*) and compute its charge density for a positive-frequency and a negative-frequency plane wave.</w:t>
             </w:r>
           </w:p>
         </w:tc>
@@ -3192,16 +3088,7 @@
           </w:tcPr>
           <w:p>
             <w:r>
-              <w:t>Challenge: with the classical mode expansion φ = Σ_k(2ω_kV)^(−1/2)(a_k e^(−iω_kt+ik·x) + b_k</w:t>
-            </w:r>
-            <w:r>
-              <w:rPr>
-                <w:i/>
-              </w:rPr>
-              <w:t>e^(iω_kt−ik·x)) of Lesson 24, Section 4.4, generalized to a complex field, show that Q = ∫d³x iq(φ</w:t>
-            </w:r>
-            <w:r>
-              <w:t>φ̇ − φφ̇*) equals qΣ_k(|a_k|² − |b_k|²).</w:t>
+              <w:t>Challenge: with the classical mode expansion φ = Σ_k(2ω_kV)^(−1/2)(a_k e^(−iω_kt+ik·x) + b_k*e^(iω_kt−ik·x)) of Lesson 24, Section 4.4, generalized to a complex field, show that Q = ∫d³x iq(φ*φ̇ − φφ̇*) equals qΣ_k(|a_k|² − |b_k|²).</w:t>
             </w:r>
           </w:p>
         </w:tc>
@@ -3209,7 +3096,7 @@
     </w:tbl>
     <w:p>
       <w:pPr>
-        <w:pStyle w:val="Heading1"/>
+        <w:pStyle w:val="Heading2"/>
       </w:pPr>
       <w:r>
         <w:t>Solutions</w:t>
@@ -3240,52 +3127,7 @@
         <w:t xml:space="preserve"> </w:t>
       </w:r>
       <w:r>
-        <w:t>∂ℒ/∂(∂_μφ) = ∂^μφ</w:t>
-      </w:r>
-      <w:r>
-        <w:rPr>
-          <w:i/>
-        </w:rPr>
-        <w:t xml:space="preserve"> and ∂ℒ/∂(∂_μφ</w:t>
-      </w:r>
-      <w:r>
-        <w:t>) = ∂^μφ. With Δφ = −iqφ and Δφ</w:t>
-      </w:r>
-      <w:r>
-        <w:rPr>
-          <w:i/>
-        </w:rPr>
-        <w:t xml:space="preserve"> = iqφ</w:t>
-      </w:r>
-      <w:r>
-        <w:t>, j^μ = ∂^μφ</w:t>
-      </w:r>
-      <w:r>
-        <w:rPr>
-          <w:i/>
-        </w:rPr>
-        <w:t>(−iqφ) + ∂^μφ(iqφ</w:t>
-      </w:r>
-      <w:r>
-        <w:t>) = iq(φ</w:t>
-      </w:r>
-      <w:r>
-        <w:rPr>
-          <w:i/>
-        </w:rPr>
-        <w:t>∂^μφ − φ∂^μφ</w:t>
-      </w:r>
-      <w:r>
-        <w:t>). For φ = Ne^(−iEt+ip·x), ρ = j⁰ = iq(φ</w:t>
-      </w:r>
-      <w:r>
-        <w:rPr>
-          <w:i/>
-        </w:rPr>
-        <w:t>φ̇ − φφ̇</w:t>
-      </w:r>
-      <w:r>
-        <w:t>) = iq(−iE − iE)|N|² = 2qE|N|². For φ = Ne^(iEt+ip·x), φ̇ = iEφ, and ρ = iq(iE + iE)|N|² = −2qE|N|².</w:t>
+        <w:t>∂ℒ/∂(∂_μφ) = ∂^μφ* and ∂ℒ/∂(∂_μφ*) = ∂^μφ. With Δφ = −iqφ and Δφ* = iqφ*, j^μ = ∂^μφ*(−iqφ) + ∂^μφ(iqφ*) = iq(φ*∂^μφ − φ∂^μφ*). For φ = Ne^(−iEt+ip·x), ρ = j⁰ = iq(φ*φ̇ − φφ̇*) = iq(−iE − iE)|N|² = 2qE|N|². For φ = Ne^(iEt+ip·x), φ̇ = iEφ, and ρ = iq(iE + iE)|N|² = −2qE|N|².</w:t>
       </w:r>
     </w:p>
     <w:p>
@@ -3299,43 +3141,7 @@
         <w:t xml:space="preserve"> </w:t>
       </w:r>
       <w:r>
-        <w:t>From Lesson 25, Exercise 6, with α replaced by −qα (small), ∂_μφ</w:t>
-      </w:r>
-      <w:r>
-        <w:rPr>
-          <w:i/>
-        </w:rPr>
-        <w:t>∂^μφ → ∂_μφ</w:t>
-      </w:r>
-      <w:r>
-        <w:t>∂^μφ + i∂^μ(−qα)(φ∂_μφ</w:t>
-      </w:r>
-      <w:r>
-        <w:rPr>
-          <w:i/>
-        </w:rPr>
-        <w:t xml:space="preserve"> − φ</w:t>
-      </w:r>
-      <w:r>
-        <w:t>∂_μφ) + O(α²) = ∂_μφ</w:t>
-      </w:r>
-      <w:r>
-        <w:rPr>
-          <w:i/>
-        </w:rPr>
-        <w:t>∂^μφ + iq∂^μα(φ</w:t>
-      </w:r>
-      <w:r>
-        <w:t>∂_μφ − φ∂_μφ</w:t>
-      </w:r>
-      <w:r>
-        <w:rPr>
-          <w:i/>
-        </w:rPr>
-        <w:t>) + O(α²). The mass term is unchanged. So δℒ = ∂_μα · iq(φ</w:t>
-      </w:r>
-      <w:r>
-        <w:t>∂^μφ − φ∂^μφ*) = (∂_μα)j^μ, with j^μ the current of Solution 2.</w:t>
+        <w:t>From Lesson 25, Exercise 6, with α replaced by −qα (small), ∂_μφ*∂^μφ → ∂_μφ*∂^μφ + i∂^μ(−qα)(φ∂_μφ* − φ*∂_μφ) + O(α²) = ∂_μφ*∂^μφ + iq∂^μα(φ*∂_μφ − φ∂_μφ*) + O(α²). The mass term is unchanged. So δℒ = ∂_μα · iq(φ*∂^μφ − φ∂^μφ*) = (∂_μα)j^μ, with j^μ the current of Solution 2.</w:t>
       </w:r>
     </w:p>
     <w:p>
@@ -3377,61 +3183,7 @@
         <w:t xml:space="preserve"> </w:t>
       </w:r>
       <w:r>
-        <w:t>Under φ ↔ φ</w:t>
-      </w:r>
-      <w:r>
-        <w:rPr>
-          <w:i/>
-        </w:rPr>
-        <w:t>, ∂_μφ</w:t>
-      </w:r>
-      <w:r>
-        <w:t>∂^μφ → ∂_μφ∂^μφ</w:t>
-      </w:r>
-      <w:r>
-        <w:rPr>
-          <w:i/>
-        </w:rPr>
-        <w:t xml:space="preserve"> = ∂_μφ</w:t>
-      </w:r>
-      <w:r>
-        <w:t>∂^μφ and φ</w:t>
-      </w:r>
-      <w:r>
-        <w:rPr>
-          <w:i/>
-        </w:rPr>
-        <w:t>φ → φφ</w:t>
-      </w:r>
-      <w:r>
-        <w:t xml:space="preserve"> = φ</w:t>
-      </w:r>
-      <w:r>
-        <w:rPr>
-          <w:i/>
-        </w:rPr>
-        <w:t>φ, so ℒ is invariant. The current iq(φ</w:t>
-      </w:r>
-      <w:r>
-        <w:t>∂^μφ − φ∂^μφ</w:t>
-      </w:r>
-      <w:r>
-        <w:rPr>
-          <w:i/>
-        </w:rPr>
-        <w:t>) becomes iq(φ∂^μφ</w:t>
-      </w:r>
-      <w:r>
-        <w:t xml:space="preserve"> − φ</w:t>
-      </w:r>
-      <w:r>
-        <w:rPr>
-          <w:i/>
-        </w:rPr>
-        <w:t>∂^μφ) = −iq(φ</w:t>
-      </w:r>
-      <w:r>
-        <w:t>∂^μφ − φ∂^μφ*) = −j^μ.</w:t>
+        <w:t>Under φ ↔ φ*, ∂_μφ*∂^μφ → ∂_μφ∂^μφ* = ∂_μφ*∂^μφ and φ*φ → φφ* = φ*φ, so ℒ is invariant. The current iq(φ*∂^μφ − φ∂^μφ*) becomes iq(φ∂^μφ* − φ*∂^μφ) = −iq(φ*∂^μφ − φ∂^μφ*) = −j^μ.</w:t>
       </w:r>
     </w:p>
     <w:p>
@@ -3571,66 +3323,12 @@
         <w:t xml:space="preserve"> </w:t>
       </w:r>
       <w:r>
-        <w:t>Write φ = Σ_k(e^(ik·x)/√V)c_k(t) with c_k(t) = (2ω_k)^(−1/2)(a_ke^(−iω_kt) + b₋ₖ</w:t>
-      </w:r>
-      <w:r>
-        <w:rPr>
-          <w:i/>
-        </w:rPr>
-        <w:t>e^(iω_kt)), obtained by collecting the terms with the same spatial dependence, since the b</w:t>
-      </w:r>
-      <w:r>
-        <w:t xml:space="preserve"> term at −k has the same e^(ik·x) as the a term at k. Orthogonality of the e^(ik·x) gives Q = iqΣ_k(c_k</w:t>
-      </w:r>
-      <w:r>
-        <w:rPr>
-          <w:i/>
-        </w:rPr>
-        <w:t>ċ_k − c_kċ_k</w:t>
-      </w:r>
-      <w:r>
-        <w:t>). With c_k</w:t>
-      </w:r>
-      <w:r>
-        <w:rPr>
-          <w:i/>
-        </w:rPr>
-        <w:t xml:space="preserve"> = (2ω)^(−1/2)(a_k</w:t>
-      </w:r>
-      <w:r>
-        <w:t>e^(iωt) + b₋ₖe^(−iωt)) and ċ_k = (2ω)^(−1/2)(−iωa_ke^(−iωt) + iωb₋ₖ</w:t>
-      </w:r>
-      <w:r>
-        <w:rPr>
-          <w:i/>
-        </w:rPr>
-        <w:t>e^(iωt)), c_k</w:t>
-      </w:r>
-      <w:r>
-        <w:t>ċ_k = (i/2)(|b₋ₖ|² − |a_k|²) − Im(a_k</w:t>
-      </w:r>
-      <w:r>
-        <w:rPr>
-          <w:i/>
-        </w:rPr>
-        <w:t>b₋ₖ</w:t>
-      </w:r>
-      <w:r>
-        <w:t>e^(2iωt)). The second term is real, so c_k</w:t>
-      </w:r>
-      <w:r>
-        <w:rPr>
-          <w:i/>
-        </w:rPr>
-        <w:t>ċ_k − c_kċ_k</w:t>
-      </w:r>
-      <w:r>
-        <w:t xml:space="preserve"> = 2i Im(c_k*ċ_k) = i(|b₋ₖ|² − |a_k|²). Then Q = iq Σ_k i(|b₋ₖ|² − |a_k|²) = qΣ_k(|a_k|² − |b₋ₖ|²), and relabeling k → −k in the b sum gives Q = qΣ_k(|a_k|² − |b_k|²).</w:t>
+        <w:t>Write φ = Σ_k(e^(ik·x)/√V)c_k(t) with c_k(t) = (2ω_k)^(−1/2)(a_ke^(−iω_kt) + b₋ₖ*e^(iω_kt)), obtained by collecting the terms with the same spatial dependence, since the b* term at −k has the same e^(ik·x) as the a term at k. Orthogonality of the e^(ik·x) gives Q = iqΣ_k(c_k*ċ_k − c_kċ_k*). With c_k* = (2ω)^(−1/2)(a_k*e^(iωt) + b₋ₖe^(−iωt)) and ċ_k = (2ω)^(−1/2)(−iωa_ke^(−iωt) + iωb₋ₖ*e^(iωt)), c_k*ċ_k = (i/2)(|b₋ₖ|² − |a_k|²) − Im(a_k*b₋ₖ*e^(2iωt)). The second term is real, so c_k*ċ_k − c_kċ_k* = 2i Im(c_k*ċ_k) = i(|b₋ₖ|² − |a_k|²). Then Q = iq Σ_k i(|b₋ₖ|² − |a_k|²) = qΣ_k(|a_k|² − |b₋ₖ|²), and relabeling k → −k in the b sum gives Q = qΣ_k(|a_k|² − |b_k|²).</w:t>
       </w:r>
     </w:p>
     <w:p>
       <w:pPr>
-        <w:pStyle w:val="Heading1"/>
+        <w:pStyle w:val="Heading2"/>
       </w:pPr>
       <w:r>
         <w:t>Mastery checklist</w:t>
@@ -3702,7 +3400,7 @@
     </w:p>
     <w:p>
       <w:pPr>
-        <w:pStyle w:val="Heading1"/>
+        <w:pStyle w:val="Heading2"/>
       </w:pPr>
       <w:r>
         <w:t>Next lesson</w:t>
